--- a/tfl/tables/T-AE-07.docx
+++ b/tfl/tables/T-AE-07.docx
@@ -2366,7 +2366,7 @@
           <w:szCs w:val="14"/>
           <w:color w:val="C0392B"/>
         </w:rPr>
-        <w:t xml:space="preserve">DRAFT — produced 2026-07-19 — synthetic data, NOT for regulatory submission</w:t>
+        <w:t xml:space="preserve">DRAFT — produced 2026-09-20 — synthetic data, NOT for regulatory submission</w:t>
       </w:r>
     </w:p>
     <w:sectPr>

--- a/tfl/tables/T-AE-07.docx
+++ b/tfl/tables/T-AE-07.docx
@@ -129,7 +129,7 @@
           <w:szCs w:val="18"/>
           <w:color w:val="444444"/>
         </w:rPr>
-        <w:t xml:space="preserve">Safety Population (N=449)</w:t>
+        <w:t xml:space="preserve">Safety Population (N=450)</w:t>
       </w:r>
     </w:p>
     <w:p>
@@ -289,7 +289,7 @@
                 <w:szCs w:val="18"/>
                 <w:color w:val="FFFFFF"/>
               </w:rPr>
-              <w:t xml:space="preserve">(N=225)</w:t>
+              <w:t xml:space="preserve">(N=300)</w:t>
             </w:r>
           </w:p>
         </w:tc>
@@ -370,7 +370,7 @@
                 <w:szCs w:val="18"/>
                 <w:color w:val="FFFFFF"/>
               </w:rPr>
-              <w:t xml:space="preserve">(N=224)</w:t>
+              <w:t xml:space="preserve">(N=150)</w:t>
             </w:r>
           </w:p>
         </w:tc>
@@ -451,7 +451,7 @@
                 <w:szCs w:val="18"/>
                 <w:color w:val="FFFFFF"/>
               </w:rPr>
-              <w:t xml:space="preserve">(N=449)</w:t>
+              <w:t xml:space="preserve">(N=450)</w:t>
             </w:r>
           </w:p>
         </w:tc>
@@ -566,7 +566,7 @@
                 <w:szCs w:val="18"/>
                 <w:color w:val="000000"/>
               </w:rPr>
-              <w:t xml:space="preserve">138 (61.3)</w:t>
+              <w:t xml:space="preserve">179 (59.7)</w:t>
             </w:r>
           </w:p>
         </w:tc>
@@ -621,7 +621,7 @@
                 <w:szCs w:val="18"/>
                 <w:color w:val="000000"/>
               </w:rPr>
-              <w:t xml:space="preserve">173 (77.2)</w:t>
+              <w:t xml:space="preserve">116 (77.3)</w:t>
             </w:r>
           </w:p>
         </w:tc>
@@ -676,7 +676,7 @@
                 <w:szCs w:val="18"/>
                 <w:color w:val="000000"/>
               </w:rPr>
-              <w:t xml:space="preserve">311 (69.3)</w:t>
+              <w:t xml:space="preserve">295 (65.6)</w:t>
             </w:r>
           </w:p>
         </w:tc>
@@ -791,7 +791,7 @@
                 <w:szCs w:val="18"/>
                 <w:color w:val="000000"/>
               </w:rPr>
-              <w:t xml:space="preserve">117 (52.0)</w:t>
+              <w:t xml:space="preserve">165 (55.0)</w:t>
             </w:r>
           </w:p>
         </w:tc>
@@ -846,7 +846,7 @@
                 <w:szCs w:val="18"/>
                 <w:color w:val="000000"/>
               </w:rPr>
-              <w:t xml:space="preserve">160 (71.4)</w:t>
+              <w:t xml:space="preserve">108 (72.0)</w:t>
             </w:r>
           </w:p>
         </w:tc>
@@ -901,7 +901,7 @@
                 <w:szCs w:val="18"/>
                 <w:color w:val="000000"/>
               </w:rPr>
-              <w:t xml:space="preserve">277 (61.7)</w:t>
+              <w:t xml:space="preserve">273 (60.7)</w:t>
             </w:r>
           </w:p>
         </w:tc>
@@ -1016,7 +1016,7 @@
                 <w:szCs w:val="18"/>
                 <w:color w:val="000000"/>
               </w:rPr>
-              <w:t xml:space="preserve">21 (9.3)</w:t>
+              <w:t xml:space="preserve">14 (4.7)</w:t>
             </w:r>
           </w:p>
         </w:tc>
@@ -1071,7 +1071,7 @@
                 <w:szCs w:val="18"/>
                 <w:color w:val="000000"/>
               </w:rPr>
-              <w:t xml:space="preserve">13 (5.8)</w:t>
+              <w:t xml:space="preserve">8 (5.3)</w:t>
             </w:r>
           </w:p>
         </w:tc>
@@ -1126,7 +1126,7 @@
                 <w:szCs w:val="18"/>
                 <w:color w:val="000000"/>
               </w:rPr>
-              <w:t xml:space="preserve">34 (7.6)</w:t>
+              <w:t xml:space="preserve">22 (4.9)</w:t>
             </w:r>
           </w:p>
         </w:tc>
@@ -1466,7 +1466,7 @@
                 <w:szCs w:val="18"/>
                 <w:color w:val="000000"/>
               </w:rPr>
-              <w:t xml:space="preserve">32 (14.2)</w:t>
+              <w:t xml:space="preserve">42 (14.0)</w:t>
             </w:r>
           </w:p>
         </w:tc>
@@ -1521,7 +1521,7 @@
                 <w:szCs w:val="18"/>
                 <w:color w:val="000000"/>
               </w:rPr>
-              <w:t xml:space="preserve">44 (19.6)</w:t>
+              <w:t xml:space="preserve">25 (16.7)</w:t>
             </w:r>
           </w:p>
         </w:tc>
@@ -1576,7 +1576,7 @@
                 <w:szCs w:val="18"/>
                 <w:color w:val="000000"/>
               </w:rPr>
-              <w:t xml:space="preserve">76 (16.9)</w:t>
+              <w:t xml:space="preserve">67 (14.9)</w:t>
             </w:r>
           </w:p>
         </w:tc>
@@ -1691,7 +1691,7 @@
                 <w:szCs w:val="18"/>
                 <w:color w:val="000000"/>
               </w:rPr>
-              <w:t xml:space="preserve">93 (41.3)</w:t>
+              <w:t xml:space="preserve">122 (40.7)</w:t>
             </w:r>
           </w:p>
         </w:tc>
@@ -1746,7 +1746,7 @@
                 <w:szCs w:val="18"/>
                 <w:color w:val="000000"/>
               </w:rPr>
-              <w:t xml:space="preserve">108 (48.2)</w:t>
+              <w:t xml:space="preserve">83 (55.3)</w:t>
             </w:r>
           </w:p>
         </w:tc>
@@ -1801,7 +1801,7 @@
                 <w:szCs w:val="18"/>
                 <w:color w:val="000000"/>
               </w:rPr>
-              <w:t xml:space="preserve">201 (44.8)</w:t>
+              <w:t xml:space="preserve">205 (45.6)</w:t>
             </w:r>
           </w:p>
         </w:tc>
@@ -1916,7 +1916,7 @@
                 <w:szCs w:val="18"/>
                 <w:color w:val="000000"/>
               </w:rPr>
-              <w:t xml:space="preserve">7 (3.1)</w:t>
+              <w:t xml:space="preserve">9 (3.0)</w:t>
             </w:r>
           </w:p>
         </w:tc>
@@ -1971,7 +1971,7 @@
                 <w:szCs w:val="18"/>
                 <w:color w:val="000000"/>
               </w:rPr>
-              <w:t xml:space="preserve">10 (4.5)</w:t>
+              <w:t xml:space="preserve">7 (4.7)</w:t>
             </w:r>
           </w:p>
         </w:tc>
@@ -2026,7 +2026,7 @@
                 <w:szCs w:val="18"/>
                 <w:color w:val="000000"/>
               </w:rPr>
-              <w:t xml:space="preserve">17 (3.8)</w:t>
+              <w:t xml:space="preserve">16 (3.6)</w:t>
             </w:r>
           </w:p>
         </w:tc>
@@ -2141,7 +2141,7 @@
                 <w:szCs w:val="18"/>
                 <w:color w:val="000000"/>
               </w:rPr>
-              <w:t xml:space="preserve">6 (2.7)</w:t>
+              <w:t xml:space="preserve">6 (2.0)</w:t>
             </w:r>
           </w:p>
         </w:tc>
@@ -2196,7 +2196,7 @@
                 <w:szCs w:val="18"/>
                 <w:color w:val="000000"/>
               </w:rPr>
-              <w:t xml:space="preserve">11 (4.9)</w:t>
+              <w:t xml:space="preserve">1 (0.7)</w:t>
             </w:r>
           </w:p>
         </w:tc>
@@ -2251,7 +2251,7 @@
                 <w:szCs w:val="18"/>
                 <w:color w:val="000000"/>
               </w:rPr>
-              <w:t xml:space="preserve">17 (3.8)</w:t>
+              <w:t xml:space="preserve">7 (1.6)</w:t>
             </w:r>
           </w:p>
         </w:tc>
